--- a/Fase 2/Evidencias Proyecto/Evidencias de documentación/07_Registro_Roles_Rotativos_Completo.docx
+++ b/Fase 2/Evidencias Proyecto/Evidencias de documentación/07_Registro_Roles_Rotativos_Completo.docx
@@ -490,7 +490,7 @@
                 <w:sz w:val="18"/>
                 <w:szCs w:val="18"/>
               </w:rPr>
-              <w:t xml:space="preserve">Semanas 1–2</w:t>
+              <w:t xml:space="preserve">Semanas 1–2 (10-08-2026 al 21-08-2026)</w:t>
             </w:r>
           </w:p>
         </w:tc>
@@ -689,7 +689,7 @@
                 <w:sz w:val="18"/>
                 <w:szCs w:val="18"/>
               </w:rPr>
-              <w:t xml:space="preserve">Semanas 3–4</w:t>
+              <w:t xml:space="preserve">Semanas 3–4 (24-08-2026 al 04-09-2026)</w:t>
             </w:r>
           </w:p>
         </w:tc>
@@ -888,7 +888,7 @@
                 <w:sz w:val="18"/>
                 <w:szCs w:val="18"/>
               </w:rPr>
-              <w:t xml:space="preserve">Semanas 5–6</w:t>
+              <w:t xml:space="preserve">Semanas 5–6 (07-09-2026 al 18-09-2026)</w:t>
             </w:r>
           </w:p>
         </w:tc>
@@ -1087,7 +1087,7 @@
                 <w:sz w:val="18"/>
                 <w:szCs w:val="18"/>
               </w:rPr>
-              <w:t xml:space="preserve">Semanas 7–8</w:t>
+              <w:t xml:space="preserve">Semanas 7–8 (21-09-2026 al 02-10-2026)</w:t>
             </w:r>
           </w:p>
         </w:tc>
@@ -1286,7 +1286,7 @@
                 <w:sz w:val="18"/>
                 <w:szCs w:val="18"/>
               </w:rPr>
-              <w:t xml:space="preserve">Semanas 9–10</w:t>
+              <w:t xml:space="preserve">Semanas 9–10 (05-10-2026 al 16-10-2026)</w:t>
             </w:r>
           </w:p>
         </w:tc>
@@ -1485,7 +1485,7 @@
                 <w:sz w:val="18"/>
                 <w:szCs w:val="18"/>
               </w:rPr>
-              <w:t xml:space="preserve">Semanas 11–12</w:t>
+              <w:t xml:space="preserve">Semanas 11–12 (19-10-2026 al 30-10-2026)</w:t>
             </w:r>
           </w:p>
         </w:tc>
@@ -1684,7 +1684,7 @@
                 <w:sz w:val="18"/>
                 <w:szCs w:val="18"/>
               </w:rPr>
-              <w:t xml:space="preserve">Semanas 13–14</w:t>
+              <w:t xml:space="preserve">Semanas 13–14 (02-11-2026 al 13-11-2026)</w:t>
             </w:r>
           </w:p>
         </w:tc>
@@ -1883,7 +1883,7 @@
                 <w:sz w:val="18"/>
                 <w:szCs w:val="18"/>
               </w:rPr>
-              <w:t xml:space="preserve">Semanas 15–16</w:t>
+              <w:t xml:space="preserve">Semanas 15–16 (16-11-2026 al 27-11-2026)</w:t>
             </w:r>
           </w:p>
         </w:tc>
@@ -2082,7 +2082,7 @@
                 <w:sz w:val="18"/>
                 <w:szCs w:val="18"/>
               </w:rPr>
-              <w:t xml:space="preserve">Semanas 17–18</w:t>
+              <w:t xml:space="preserve">Semanas 17–18 (30-11-2026 al 11-12-2026)</w:t>
             </w:r>
           </w:p>
         </w:tc>
